--- a/docs/Course/MGS3701/03_Lecture_Note/LectureNote_Chad/PPT/special_topic1/special_topic1_lecture_note.docx
+++ b/docs/Course/MGS3701/03_Lecture_Note/LectureNote_Chad/PPT/special_topic1/special_topic1_lecture_note.docx
@@ -7,37 +7,7 @@
         <w:pStyle w:val="Title"/>
       </w:pPr>
       <w:r>
-        <w:t xml:space="preserve">[Lecture</w:t>
-      </w:r>
-      <w:r>
-        <w:t xml:space="preserve"> </w:t>
-      </w:r>
-      <w:r>
-        <w:t xml:space="preserve">Note]</w:t>
-      </w:r>
-      <w:r>
-        <w:t xml:space="preserve"> </w:t>
-      </w:r>
-      <w:r>
-        <w:t xml:space="preserve">Topic</w:t>
-      </w:r>
-      <w:r>
-        <w:t xml:space="preserve"> </w:t>
-      </w:r>
-      <w:r>
-        <w:t xml:space="preserve">Modeling:</w:t>
-      </w:r>
-      <w:r>
-        <w:t xml:space="preserve"> </w:t>
-      </w:r>
-      <w:r>
-        <w:t xml:space="preserve">Comprehensive</w:t>
-      </w:r>
-      <w:r>
-        <w:t xml:space="preserve"> </w:t>
-      </w:r>
-      <w:r>
-        <w:t xml:space="preserve">Explanations</w:t>
+        <w:t xml:space="preserve">[Lecture Note] Topic Modeling: Comprehensive Explanations</w:t>
       </w:r>
     </w:p>
     <w:p>
@@ -45,31 +15,7 @@
         <w:pStyle w:val="Subtitle"/>
       </w:pPr>
       <w:r>
-        <w:t xml:space="preserve">Make</w:t>
-      </w:r>
-      <w:r>
-        <w:t xml:space="preserve"> </w:t>
-      </w:r>
-      <w:r>
-        <w:t xml:space="preserve">up</w:t>
-      </w:r>
-      <w:r>
-        <w:t xml:space="preserve"> </w:t>
-      </w:r>
-      <w:r>
-        <w:t xml:space="preserve">and</w:t>
-      </w:r>
-      <w:r>
-        <w:t xml:space="preserve"> </w:t>
-      </w:r>
-      <w:r>
-        <w:t xml:space="preserve">special</w:t>
-      </w:r>
-      <w:r>
-        <w:t xml:space="preserve"> </w:t>
-      </w:r>
-      <w:r>
-        <w:t xml:space="preserve">topic</w:t>
+        <w:t xml:space="preserve">Make up and special topic</w:t>
       </w:r>
     </w:p>
     <w:p>
@@ -77,19 +23,7 @@
         <w:pStyle w:val="Author"/>
       </w:pPr>
       <w:r>
-        <w:t xml:space="preserve">Chad</w:t>
-      </w:r>
-      <w:r>
-        <w:t xml:space="preserve"> </w:t>
-      </w:r>
-      <w:r>
-        <w:t xml:space="preserve">(Chungil</w:t>
-      </w:r>
-      <w:r>
-        <w:t xml:space="preserve"> </w:t>
-      </w:r>
-      <w:r>
-        <w:t xml:space="preserve">Chae)</w:t>
+        <w:t xml:space="preserve">Chad (Chungil Chae)</w:t>
       </w:r>
     </w:p>
     <w:p>
@@ -97,33 +31,7 @@
         <w:pStyle w:val="Date"/>
       </w:pPr>
       <w:r>
-        <w:t xml:space="preserve">Sun,</w:t>
-      </w:r>
-      <w:r>
-        <w:t xml:space="preserve"> </w:t>
-      </w:r>
-      <w:r>
-        <w:t xml:space="preserve">25</w:t>
-      </w:r>
-      <w:r>
-        <w:t xml:space="preserve"> </w:t>
-      </w:r>
-      <w:r>
-        <w:t xml:space="preserve">May</w:t>
-      </w:r>
-      <w:r>
-        <w:t xml:space="preserve"> </w:t>
-      </w:r>
-      <w:r>
-        <w:t xml:space="preserve">2025</w:t>
-      </w:r>
-    </w:p>
-    <w:p>
-      <w:pPr>
-        <w:pStyle w:val="AbstractTitle"/>
-      </w:pPr>
-      <w:r>
-        <w:t xml:space="preserve">Abstract</w:t>
+        <w:t xml:space="preserve">Mon, 26 May 2025</w:t>
       </w:r>
     </w:p>
     <w:bookmarkStart w:id="22" w:name="learning-objectives"/>
@@ -259,13 +167,7 @@
         <w:t xml:space="preserve"> </w:t>
       </w:r>
       <w:r>
-        <w:t xml:space="preserve">“</w:t>
-      </w:r>
-      <w:r>
-        <w:t xml:space="preserve">topics</w:t>
-      </w:r>
-      <w:r>
-        <w:t xml:space="preserve">”</w:t>
+        <w:t xml:space="preserve">“topics”</w:t>
       </w:r>
       <w:r>
         <w:t xml:space="preserve"> </w:t>
@@ -296,13 +198,7 @@
         <w:t xml:space="preserve"> </w:t>
       </w:r>
       <w:r>
-        <w:t xml:space="preserve">“</w:t>
-      </w:r>
-      <w:r>
-        <w:t xml:space="preserve">economics</w:t>
-      </w:r>
-      <w:r>
-        <w:t xml:space="preserve">”</w:t>
+        <w:t xml:space="preserve">“economics”</w:t>
       </w:r>
       <w:r>
         <w:t xml:space="preserve"> </w:t>
@@ -314,37 +210,19 @@
         <w:t xml:space="preserve"> </w:t>
       </w:r>
       <w:r>
-        <w:t xml:space="preserve">“</w:t>
-      </w:r>
-      <w:r>
-        <w:t xml:space="preserve">market,</w:t>
-      </w:r>
-      <w:r>
-        <w:t xml:space="preserve">”</w:t>
+        <w:t xml:space="preserve">“market,”</w:t>
       </w:r>
       <w:r>
         <w:t xml:space="preserve"> </w:t>
       </w:r>
       <w:r>
-        <w:t xml:space="preserve">“</w:t>
-      </w:r>
-      <w:r>
-        <w:t xml:space="preserve">inflation,</w:t>
-      </w:r>
-      <w:r>
-        <w:t xml:space="preserve">”</w:t>
+        <w:t xml:space="preserve">“inflation,”</w:t>
       </w:r>
       <w:r>
         <w:t xml:space="preserve"> </w:t>
       </w:r>
       <w:r>
-        <w:t xml:space="preserve">“</w:t>
-      </w:r>
-      <w:r>
-        <w:t xml:space="preserve">GDP</w:t>
-      </w:r>
-      <w:r>
-        <w:t xml:space="preserve">”</w:t>
+        <w:t xml:space="preserve">“GDP”</w:t>
       </w:r>
       <w:r>
         <w:t xml:space="preserve">).</w:t>
@@ -384,13 +262,7 @@
         <w:t xml:space="preserve"> </w:t>
       </w:r>
       <w:r>
-        <w:t xml:space="preserve">“</w:t>
-      </w:r>
-      <w:r>
-        <w:t xml:space="preserve">Imagine having 10,000 customer reviews. Rather than reading each one, topic modeling might show that 30% discuss product quality, 25% discuss shipping issues, 20% discuss customer service, etc.</w:t>
-      </w:r>
-      <w:r>
-        <w:t xml:space="preserve">”</w:t>
+        <w:t xml:space="preserve">“Imagine having 10,000 customer reviews. Rather than reading each one, topic modeling might show that 30% discuss product quality, 25% discuss shipping issues, 20% discuss customer service, etc.”</w:t>
       </w:r>
     </w:p>
     <w:p>
@@ -658,13 +530,7 @@
         <w:t xml:space="preserve"> </w:t>
       </w:r>
       <w:r>
-        <w:t xml:space="preserve">“</w:t>
-      </w:r>
-      <w:r>
-        <w:t xml:space="preserve">Researchers used topic modeling on 17,000 New York Times articles to track how COVID-19 discourse evolved from a health crisis to an economic and political issue.</w:t>
-      </w:r>
-      <w:r>
-        <w:t xml:space="preserve">”</w:t>
+        <w:t xml:space="preserve">“Researchers used topic modeling on 17,000 New York Times articles to track how COVID-19 discourse evolved from a health crisis to an economic and political issue.”</w:t>
       </w:r>
     </w:p>
     <w:bookmarkEnd w:id="28"/>
@@ -731,13 +597,7 @@
         <w:t xml:space="preserve"> </w:t>
       </w:r>
       <w:r>
-        <w:t xml:space="preserve">“</w:t>
-      </w:r>
-      <w:r>
-        <w:t xml:space="preserve">I love machine learning</w:t>
-      </w:r>
-      <w:r>
-        <w:t xml:space="preserve">”</w:t>
+        <w:t xml:space="preserve">“I love machine learning”</w:t>
       </w:r>
       <w:r>
         <w:t xml:space="preserve">,</w:t>
@@ -746,13 +606,7 @@
         <w:t xml:space="preserve"> </w:t>
       </w:r>
       <w:r>
-        <w:t xml:space="preserve">“</w:t>
-      </w:r>
-      <w:r>
-        <w:t xml:space="preserve">I love deep learning</w:t>
-      </w:r>
-      <w:r>
-        <w:t xml:space="preserve">”</w:t>
+        <w:t xml:space="preserve">“I love deep learning”</w:t>
       </w:r>
       <w:r>
         <w:t xml:space="preserve">, and</w:t>
@@ -761,13 +615,7 @@
         <w:t xml:space="preserve"> </w:t>
       </w:r>
       <w:r>
-        <w:t xml:space="preserve">“</w:t>
-      </w:r>
-      <w:r>
-        <w:t xml:space="preserve">Deep learning is fascinating</w:t>
-      </w:r>
-      <w:r>
-        <w:t xml:space="preserve">”</w:t>
+        <w:t xml:space="preserve">“Deep learning is fascinating”</w:t>
       </w:r>
       <w:r>
         <w:t xml:space="preserve"> </w:t>
@@ -861,13 +709,7 @@
         <w:t xml:space="preserve"> </w:t>
       </w:r>
       <w:r>
-        <w:t xml:space="preserve">“</w:t>
-      </w:r>
-      <w:r>
-        <w:t xml:space="preserve">A corpus of 10,000 news articles might have 50,000 unique terms, but each document uses only 100-200 of them</w:t>
-      </w:r>
-      <w:r>
-        <w:t xml:space="preserve">”</w:t>
+        <w:t xml:space="preserve">“A corpus of 10,000 news articles might have 50,000 unique terms, but each document uses only 100-200 of them”</w:t>
       </w:r>
       <w:r>
         <w:t xml:space="preserve">).</w:t>
@@ -888,13 +730,7 @@
         <w:t xml:space="preserve"> </w:t>
       </w:r>
       <w:r>
-        <w:t xml:space="preserve">“</w:t>
-      </w:r>
-      <w:r>
-        <w:t xml:space="preserve">curse of dimensionality.</w:t>
-      </w:r>
-      <w:r>
-        <w:t xml:space="preserve">”</w:t>
+        <w:t xml:space="preserve">“curse of dimensionality.”</w:t>
       </w:r>
     </w:p>
     <w:p>
@@ -912,13 +748,7 @@
         <w:t xml:space="preserve"> </w:t>
       </w:r>
       <w:r>
-        <w:t xml:space="preserve">“</w:t>
-      </w:r>
-      <w:r>
-        <w:t xml:space="preserve">car</w:t>
-      </w:r>
-      <w:r>
-        <w:t xml:space="preserve">”</w:t>
+        <w:t xml:space="preserve">“car”</w:t>
       </w:r>
       <w:r>
         <w:t xml:space="preserve"> </w:t>
@@ -930,13 +760,7 @@
         <w:t xml:space="preserve"> </w:t>
       </w:r>
       <w:r>
-        <w:t xml:space="preserve">“</w:t>
-      </w:r>
-      <w:r>
-        <w:t xml:space="preserve">automobile</w:t>
-      </w:r>
-      <w:r>
-        <w:t xml:space="preserve">”</w:t>
+        <w:t xml:space="preserve">“automobile”</w:t>
       </w:r>
       <w:r>
         <w:t xml:space="preserve"> </w:t>
@@ -976,13 +800,7 @@
         <w:t xml:space="preserve"> </w:t>
       </w:r>
       <w:r>
-        <w:t xml:space="preserve">“</w:t>
-      </w:r>
-      <w:r>
-        <w:t xml:space="preserve">Imagine reverse-engineering recipes (topics) from final dishes (documents). We observe the dishes and try to figure out what ingredients (words) went into each recipe and in what proportions.</w:t>
-      </w:r>
-      <w:r>
-        <w:t xml:space="preserve">”</w:t>
+        <w:t xml:space="preserve">“Imagine reverse-engineering recipes (topics) from final dishes (documents). We observe the dishes and try to figure out what ingredients (words) went into each recipe and in what proportions.”</w:t>
       </w:r>
     </w:p>
     <w:p>
@@ -1041,37 +859,19 @@
         <w:t xml:space="preserve"> </w:t>
       </w:r>
       <w:r>
-        <w:t xml:space="preserve">“</w:t>
-      </w:r>
-      <w:r>
-        <w:t xml:space="preserve">team,</w:t>
-      </w:r>
-      <w:r>
-        <w:t xml:space="preserve">”</w:t>
+        <w:t xml:space="preserve">“team,”</w:t>
       </w:r>
       <w:r>
         <w:t xml:space="preserve"> </w:t>
       </w:r>
       <w:r>
-        <w:t xml:space="preserve">“</w:t>
-      </w:r>
-      <w:r>
-        <w:t xml:space="preserve">player,</w:t>
-      </w:r>
-      <w:r>
-        <w:t xml:space="preserve">”</w:t>
+        <w:t xml:space="preserve">“player,”</w:t>
       </w:r>
       <w:r>
         <w:t xml:space="preserve"> </w:t>
       </w:r>
       <w:r>
-        <w:t xml:space="preserve">“</w:t>
-      </w:r>
-      <w:r>
-        <w:t xml:space="preserve">game,</w:t>
-      </w:r>
-      <w:r>
-        <w:t xml:space="preserve">”</w:t>
+        <w:t xml:space="preserve">“game,”</w:t>
       </w:r>
       <w:r>
         <w:t xml:space="preserve"> </w:t>
@@ -1118,13 +918,7 @@
         <w:t xml:space="preserve"> </w:t>
       </w:r>
       <w:r>
-        <w:t xml:space="preserve">“</w:t>
-      </w:r>
-      <w:r>
-        <w:t xml:space="preserve">distribution over distributions</w:t>
-      </w:r>
-      <w:r>
-        <w:t xml:space="preserve">”</w:t>
+        <w:t xml:space="preserve">“distribution over distributions”</w:t>
       </w:r>
       <w:r>
         <w:t xml:space="preserve"> </w:t>
@@ -1857,13 +1651,7 @@
         <w:t xml:space="preserve"> </w:t>
       </w:r>
       <w:r>
-        <w:t xml:space="preserve">“</w:t>
-      </w:r>
-      <w:r>
-        <w:t xml:space="preserve">science</w:t>
-      </w:r>
-      <w:r>
-        <w:t xml:space="preserve">”</w:t>
+        <w:t xml:space="preserve">“science”</w:t>
       </w:r>
       <w:r>
         <w:t xml:space="preserve"> </w:t>
@@ -1887,13 +1675,7 @@
         <w:t xml:space="preserve"> </w:t>
       </w:r>
       <w:r>
-        <w:t xml:space="preserve">“</w:t>
-      </w:r>
-      <w:r>
-        <w:t xml:space="preserve">physics</w:t>
-      </w:r>
-      <w:r>
-        <w:t xml:space="preserve">”</w:t>
+        <w:t xml:space="preserve">“physics”</w:t>
       </w:r>
       <w:r>
         <w:t xml:space="preserve"> </w:t>
@@ -1917,13 +1699,7 @@
         <w:t xml:space="preserve"> </w:t>
       </w:r>
       <w:r>
-        <w:t xml:space="preserve">“</w:t>
-      </w:r>
-      <w:r>
-        <w:t xml:space="preserve">correct</w:t>
-      </w:r>
-      <w:r>
-        <w:t xml:space="preserve">”</w:t>
+        <w:t xml:space="preserve">“correct”</w:t>
       </w:r>
       <w:r>
         <w:t xml:space="preserve"> </w:t>
@@ -2563,13 +2339,7 @@
         <w:t xml:space="preserve"> </w:t>
       </w:r>
       <w:r>
-        <w:t xml:space="preserve">“</w:t>
-      </w:r>
-      <w:r>
-        <w:t xml:space="preserve">economic impacts of healthcare policy</w:t>
-      </w:r>
-      <w:r>
-        <w:t xml:space="preserve">”</w:t>
+        <w:t xml:space="preserve">“economic impacts of healthcare policy”</w:t>
       </w:r>
       <w:r>
         <w:t xml:space="preserve"> </w:t>
@@ -2768,13 +2538,7 @@
         <w:t xml:space="preserve"> </w:t>
       </w:r>
       <w:r>
-        <w:t xml:space="preserve">“</w:t>
-      </w:r>
-      <w:r>
-        <w:t xml:space="preserve">The company’s Q3 earnings were $5.2M, up 15% year-over-year.</w:t>
-      </w:r>
-      <w:r>
-        <w:t xml:space="preserve">”</w:t>
+        <w:t xml:space="preserve">“The company’s Q3 earnings were $5.2M, up 15% year-over-year.”</w:t>
       </w:r>
     </w:p>
     <w:p>
@@ -2792,13 +2556,7 @@
         <w:t xml:space="preserve"> </w:t>
       </w:r>
       <w:r>
-        <w:t xml:space="preserve">“</w:t>
-      </w:r>
-      <w:r>
-        <w:t xml:space="preserve">the companys q3 earnings were 5 2m up 15 year over year</w:t>
-      </w:r>
-      <w:r>
-        <w:t xml:space="preserve">”</w:t>
+        <w:t xml:space="preserve">“the companys q3 earnings were 5 2m up 15 year over year”</w:t>
       </w:r>
     </w:p>
     <w:p>
@@ -2837,13 +2595,7 @@
         <w:t xml:space="preserve">Simple whitespace splitting: [</w:t>
       </w:r>
       <w:r>
-        <w:t xml:space="preserve">“</w:t>
-      </w:r>
-      <w:r>
-        <w:t xml:space="preserve">the</w:t>
-      </w:r>
-      <w:r>
-        <w:t xml:space="preserve">”</w:t>
+        <w:t xml:space="preserve">“the”</w:t>
       </w:r>
       <w:r>
         <w:t xml:space="preserve">,</w:t>
@@ -2852,13 +2604,7 @@
         <w:t xml:space="preserve"> </w:t>
       </w:r>
       <w:r>
-        <w:t xml:space="preserve">“</w:t>
-      </w:r>
-      <w:r>
-        <w:t xml:space="preserve">companys</w:t>
-      </w:r>
-      <w:r>
-        <w:t xml:space="preserve">”</w:t>
+        <w:t xml:space="preserve">“companys”</w:t>
       </w:r>
       <w:r>
         <w:t xml:space="preserve">,</w:t>
@@ -2867,13 +2613,7 @@
         <w:t xml:space="preserve"> </w:t>
       </w:r>
       <w:r>
-        <w:t xml:space="preserve">“</w:t>
-      </w:r>
-      <w:r>
-        <w:t xml:space="preserve">q3</w:t>
-      </w:r>
-      <w:r>
-        <w:t xml:space="preserve">”</w:t>
+        <w:t xml:space="preserve">“q3”</w:t>
       </w:r>
       <w:r>
         <w:t xml:space="preserve">…]</w:t>
@@ -2942,13 +2682,7 @@
         <w:t xml:space="preserve"> </w:t>
       </w:r>
       <w:r>
-        <w:t xml:space="preserve">“</w:t>
-      </w:r>
-      <w:r>
-        <w:t xml:space="preserve">the</w:t>
-      </w:r>
-      <w:r>
-        <w:t xml:space="preserve">”</w:t>
+        <w:t xml:space="preserve">“the”</w:t>
       </w:r>
       <w:r>
         <w:t xml:space="preserve">,</w:t>
@@ -2957,13 +2691,7 @@
         <w:t xml:space="preserve"> </w:t>
       </w:r>
       <w:r>
-        <w:t xml:space="preserve">“</w:t>
-      </w:r>
-      <w:r>
-        <w:t xml:space="preserve">is</w:t>
-      </w:r>
-      <w:r>
-        <w:t xml:space="preserve">”</w:t>
+        <w:t xml:space="preserve">“is”</w:t>
       </w:r>
       <w:r>
         <w:t xml:space="preserve">,</w:t>
@@ -2972,13 +2700,7 @@
         <w:t xml:space="preserve"> </w:t>
       </w:r>
       <w:r>
-        <w:t xml:space="preserve">“</w:t>
-      </w:r>
-      <w:r>
-        <w:t xml:space="preserve">and</w:t>
-      </w:r>
-      <w:r>
-        <w:t xml:space="preserve">”</w:t>
+        <w:t xml:space="preserve">“and”</w:t>
       </w:r>
       <w:r>
         <w:t xml:space="preserve">,</w:t>
@@ -2987,13 +2709,7 @@
         <w:t xml:space="preserve"> </w:t>
       </w:r>
       <w:r>
-        <w:t xml:space="preserve">“</w:t>
-      </w:r>
-      <w:r>
-        <w:t xml:space="preserve">of</w:t>
-      </w:r>
-      <w:r>
-        <w:t xml:space="preserve">”</w:t>
+        <w:t xml:space="preserve">“of”</w:t>
       </w:r>
       <w:r>
         <w:t xml:space="preserve">, etc.</w:t>
@@ -3050,13 +2766,7 @@
         <w:t xml:space="preserve"> </w:t>
       </w:r>
       <w:r>
-        <w:t xml:space="preserve">“</w:t>
-      </w:r>
-      <w:r>
-        <w:t xml:space="preserve">running</w:t>
-      </w:r>
-      <w:r>
-        <w:t xml:space="preserve">”</w:t>
+        <w:t xml:space="preserve">“running”</w:t>
       </w:r>
       <w:r>
         <w:t xml:space="preserve">,</w:t>
@@ -3065,13 +2775,7 @@
         <w:t xml:space="preserve"> </w:t>
       </w:r>
       <w:r>
-        <w:t xml:space="preserve">“</w:t>
-      </w:r>
-      <w:r>
-        <w:t xml:space="preserve">runs</w:t>
-      </w:r>
-      <w:r>
-        <w:t xml:space="preserve">”</w:t>
+        <w:t xml:space="preserve">“runs”</w:t>
       </w:r>
       <w:r>
         <w:t xml:space="preserve">,</w:t>
@@ -3080,13 +2784,7 @@
         <w:t xml:space="preserve"> </w:t>
       </w:r>
       <w:r>
-        <w:t xml:space="preserve">“</w:t>
-      </w:r>
-      <w:r>
-        <w:t xml:space="preserve">runner</w:t>
-      </w:r>
-      <w:r>
-        <w:t xml:space="preserve">”</w:t>
+        <w:t xml:space="preserve">“runner”</w:t>
       </w:r>
       <w:r>
         <w:t xml:space="preserve"> </w:t>
@@ -3098,13 +2796,7 @@
         <w:t xml:space="preserve"> </w:t>
       </w:r>
       <w:r>
-        <w:t xml:space="preserve">“</w:t>
-      </w:r>
-      <w:r>
-        <w:t xml:space="preserve">run</w:t>
-      </w:r>
-      <w:r>
-        <w:t xml:space="preserve">”</w:t>
+        <w:t xml:space="preserve">“run”</w:t>
       </w:r>
       <w:r>
         <w:t xml:space="preserve"> </w:t>
@@ -3128,13 +2820,7 @@
         <w:t xml:space="preserve"> </w:t>
       </w:r>
       <w:r>
-        <w:t xml:space="preserve">“</w:t>
-      </w:r>
-      <w:r>
-        <w:t xml:space="preserve">better</w:t>
-      </w:r>
-      <w:r>
-        <w:t xml:space="preserve">”</w:t>
+        <w:t xml:space="preserve">“better”</w:t>
       </w:r>
       <w:r>
         <w:t xml:space="preserve"> </w:t>
@@ -3146,13 +2832,7 @@
         <w:t xml:space="preserve"> </w:t>
       </w:r>
       <w:r>
-        <w:t xml:space="preserve">“</w:t>
-      </w:r>
-      <w:r>
-        <w:t xml:space="preserve">good</w:t>
-      </w:r>
-      <w:r>
-        <w:t xml:space="preserve">”</w:t>
+        <w:t xml:space="preserve">“good”</w:t>
       </w:r>
       <w:r>
         <w:t xml:space="preserve"> </w:t>
@@ -3197,13 +2877,7 @@
         <w:t xml:space="preserve">Unigrams miss multi-word concepts (</w:t>
       </w:r>
       <w:r>
-        <w:t xml:space="preserve">“</w:t>
-      </w:r>
-      <w:r>
-        <w:t xml:space="preserve">New York</w:t>
-      </w:r>
-      <w:r>
-        <w:t xml:space="preserve">”</w:t>
+        <w:t xml:space="preserve">“New York”</w:t>
       </w:r>
       <w:r>
         <w:t xml:space="preserve">,</w:t>
@@ -3212,13 +2886,7 @@
         <w:t xml:space="preserve"> </w:t>
       </w:r>
       <w:r>
-        <w:t xml:space="preserve">“</w:t>
-      </w:r>
-      <w:r>
-        <w:t xml:space="preserve">machine learning</w:t>
-      </w:r>
-      <w:r>
-        <w:t xml:space="preserve">”</w:t>
+        <w:t xml:space="preserve">“machine learning”</w:t>
       </w:r>
       <w:r>
         <w:t xml:space="preserve">)</w:t>
@@ -3946,13 +3614,7 @@
         <w:t xml:space="preserve"> </w:t>
       </w:r>
       <w:r>
-        <w:t xml:space="preserve">“</w:t>
-      </w:r>
-      <w:r>
-        <w:t xml:space="preserve">patient (0.08), hospital (0.07), doctor (0.06), treatment (0.05)…</w:t>
-      </w:r>
-      <w:r>
-        <w:t xml:space="preserve">”</w:t>
+        <w:t xml:space="preserve">“patient (0.08), hospital (0.07), doctor (0.06), treatment (0.05)…”</w:t>
       </w:r>
     </w:p>
     <w:p>
@@ -4685,13 +4347,7 @@
         <w:t xml:space="preserve"> </w:t>
       </w:r>
       <w:r>
-        <w:t xml:space="preserve">“</w:t>
-      </w:r>
-      <w:r>
-        <w:t xml:space="preserve">junk</w:t>
-      </w:r>
-      <w:r>
-        <w:t xml:space="preserve">”</w:t>
+        <w:t xml:space="preserve">“junk”</w:t>
       </w:r>
       <w:r>
         <w:t xml:space="preserve"> </w:t>
@@ -4768,13 +4424,7 @@
         <w:t xml:space="preserve">Terms change meaning over time (</w:t>
       </w:r>
       <w:r>
-        <w:t xml:space="preserve">“</w:t>
-      </w:r>
-      <w:r>
-        <w:t xml:space="preserve">cloud</w:t>
-      </w:r>
-      <w:r>
-        <w:t xml:space="preserve">”</w:t>
+        <w:t xml:space="preserve">“cloud”</w:t>
       </w:r>
       <w:r>
         <w:t xml:space="preserve"> </w:t>
@@ -4882,13 +4532,7 @@
         <w:t xml:space="preserve"> </w:t>
       </w:r>
       <w:r>
-        <w:t xml:space="preserve">“</w:t>
-      </w:r>
-      <w:r>
-        <w:t xml:space="preserve">artificial intelligence</w:t>
-      </w:r>
-      <w:r>
-        <w:t xml:space="preserve">”</w:t>
+        <w:t xml:space="preserve">“artificial intelligence”</w:t>
       </w:r>
       <w:r>
         <w:t xml:space="preserve"> </w:t>
@@ -4948,13 +4592,7 @@
         <w:t xml:space="preserve"> </w:t>
       </w:r>
       <w:r>
-        <w:t xml:space="preserve">“</w:t>
-      </w:r>
-      <w:r>
-        <w:t xml:space="preserve">social media</w:t>
-      </w:r>
-      <w:r>
-        <w:t xml:space="preserve">”</w:t>
+        <w:t xml:space="preserve">“social media”</w:t>
       </w:r>
       <w:r>
         <w:t xml:space="preserve"> </w:t>
@@ -5048,13 +4686,7 @@
         <w:t xml:space="preserve"> </w:t>
       </w:r>
       <w:r>
-        <w:t xml:space="preserve">“</w:t>
-      </w:r>
-      <w:r>
-        <w:t xml:space="preserve">Science</w:t>
-      </w:r>
-      <w:r>
-        <w:t xml:space="preserve">”</w:t>
+        <w:t xml:space="preserve">“Science”</w:t>
       </w:r>
       <w:r>
         <w:t xml:space="preserve"> </w:t>
@@ -5066,13 +4698,7 @@
         <w:t xml:space="preserve"> </w:t>
       </w:r>
       <w:r>
-        <w:t xml:space="preserve">“</w:t>
-      </w:r>
-      <w:r>
-        <w:t xml:space="preserve">Biology</w:t>
-      </w:r>
-      <w:r>
-        <w:t xml:space="preserve">”</w:t>
+        <w:t xml:space="preserve">“Biology”</w:t>
       </w:r>
       <w:r>
         <w:t xml:space="preserve"> </w:t>
@@ -5084,13 +4710,7 @@
         <w:t xml:space="preserve"> </w:t>
       </w:r>
       <w:r>
-        <w:t xml:space="preserve">“</w:t>
-      </w:r>
-      <w:r>
-        <w:t xml:space="preserve">Genetics</w:t>
-      </w:r>
-      <w:r>
-        <w:t xml:space="preserve">”</w:t>
+        <w:t xml:space="preserve">“Genetics”</w:t>
       </w:r>
       <w:r>
         <w:t xml:space="preserve"> </w:t>
@@ -5102,13 +4722,7 @@
         <w:t xml:space="preserve"> </w:t>
       </w:r>
       <w:r>
-        <w:t xml:space="preserve">“</w:t>
-      </w:r>
-      <w:r>
-        <w:t xml:space="preserve">CRISPR</w:t>
-      </w:r>
-      <w:r>
-        <w:t xml:space="preserve">”</w:t>
+        <w:t xml:space="preserve">“CRISPR”</w:t>
       </w:r>
     </w:p>
     <w:p>
@@ -5934,13 +5548,7 @@
         <w:t xml:space="preserve"> </w:t>
       </w:r>
       <w:r>
-        <w:t xml:space="preserve">“</w:t>
-      </w:r>
-      <w:r>
-        <w:t xml:space="preserve">why</w:t>
-      </w:r>
-      <w:r>
-        <w:t xml:space="preserve">”</w:t>
+        <w:t xml:space="preserve">“why”</w:t>
       </w:r>
       <w:r>
         <w:t xml:space="preserve"> </w:t>
@@ -7110,13 +6718,7 @@
         </w:numPr>
       </w:pPr>
       <w:r>
-        <w:t xml:space="preserve">“</w:t>
-      </w:r>
-      <w:r>
-        <w:t xml:space="preserve">Probabilistic Topic Models</w:t>
-      </w:r>
-      <w:r>
-        <w:t xml:space="preserve">”</w:t>
+        <w:t xml:space="preserve">“Probabilistic Topic Models”</w:t>
       </w:r>
       <w:r>
         <w:t xml:space="preserve"> </w:t>
@@ -7134,13 +6736,7 @@
         </w:numPr>
       </w:pPr>
       <w:r>
-        <w:t xml:space="preserve">“</w:t>
-      </w:r>
-      <w:r>
-        <w:t xml:space="preserve">Mining the Social Web</w:t>
-      </w:r>
-      <w:r>
-        <w:t xml:space="preserve">”</w:t>
+        <w:t xml:space="preserve">“Mining the Social Web”</w:t>
       </w:r>
       <w:r>
         <w:t xml:space="preserve"> </w:t>
@@ -7264,13 +6860,7 @@
         </w:numPr>
       </w:pPr>
       <w:r>
-        <w:t xml:space="preserve">“</w:t>
-      </w:r>
-      <w:r>
-        <w:t xml:space="preserve">How many topics should I choose for my project?</w:t>
-      </w:r>
-      <w:r>
-        <w:t xml:space="preserve">”</w:t>
+        <w:t xml:space="preserve">“How many topics should I choose for my project?”</w:t>
       </w:r>
     </w:p>
     <w:p>
@@ -7282,13 +6872,7 @@
         </w:numPr>
       </w:pPr>
       <w:r>
-        <w:t xml:space="preserve">“</w:t>
-      </w:r>
-      <w:r>
-        <w:t xml:space="preserve">How can I evaluate if my topics are good?</w:t>
-      </w:r>
-      <w:r>
-        <w:t xml:space="preserve">”</w:t>
+        <w:t xml:space="preserve">“How can I evaluate if my topics are good?”</w:t>
       </w:r>
     </w:p>
     <w:p>
@@ -7300,13 +6884,7 @@
         </w:numPr>
       </w:pPr>
       <w:r>
-        <w:t xml:space="preserve">“</w:t>
-      </w:r>
-      <w:r>
-        <w:t xml:space="preserve">Can topic modeling handle short texts like tweets?</w:t>
-      </w:r>
-      <w:r>
-        <w:t xml:space="preserve">”</w:t>
+        <w:t xml:space="preserve">“Can topic modeling handle short texts like tweets?”</w:t>
       </w:r>
     </w:p>
     <w:p>
@@ -7318,13 +6896,7 @@
         </w:numPr>
       </w:pPr>
       <w:r>
-        <w:t xml:space="preserve">“</w:t>
-      </w:r>
-      <w:r>
-        <w:t xml:space="preserve">How does topic modeling compare to clustering?</w:t>
-      </w:r>
-      <w:r>
-        <w:t xml:space="preserve">”</w:t>
+        <w:t xml:space="preserve">“How does topic modeling compare to clustering?”</w:t>
       </w:r>
     </w:p>
     <w:p>
@@ -8294,7 +7866,7 @@
   </w:style>
   <w:style w:styleId="Subtitle" w:type="paragraph">
     <w:name w:val="Subtitle"/>
-    <w:basedOn w:val="Normal"/>
+    <w:basedOn w:val="Title"/>
     <w:next w:val="BodyText"/>
     <w:link w:val="SubtitleChar"/>
     <w:uiPriority w:val="11"/>
@@ -8307,7 +7879,6 @@
     </w:pPr>
     <w:rPr>
       <w:rFonts w:cstheme="majorBidi" w:eastAsiaTheme="majorEastAsia"/>
-      <w:color w:themeColor="text1" w:themeTint="A6" w:val="595959"/>
       <w:spacing w:val="15"/>
       <w:sz w:val="28"/>
       <w:szCs w:val="28"/>
@@ -8360,7 +7931,6 @@
     </w:pPr>
     <w:rPr>
       <w:b/>
-      <w:color w:val="345A8A"/>
       <w:sz w:val="20"/>
       <w:szCs w:val="20"/>
     </w:rPr>
